--- a/reports/实验二_设计规格说明书.docx
+++ b/reports/实验二_设计规格说明书.docx
@@ -437,6 +437,23 @@
           <w:sz w:val="24"/>
         </w:rPr>
         <w:t xml:space="preserve">1.2 设计原则</w:t>
+      </w:r>
+    </w:p>
+    <w:p>
+      <w:pPr>
+        <w:pStyle w:val="Heading3"/>
+        <w:keepNext/>
+        <w:spacing w:before="120" w:after="60" w:line="360" w:lineRule="auto"/>
+        <w:ind w:firstLine="0"/>
+        <w:jc w:val="center"/>
+      </w:pPr>
+      <w:r>
+        <w:rPr>
+          <w:rFonts w:ascii="Times New Roman" w:hAnsi="Times New Roman" w:eastAsia="宋体"/>
+          <w:b/>
+          <w:sz w:val="24"/>
+        </w:rPr>
+        <w:t>表 2-1 设计原则与落地方式</w:t>
       </w:r>
     </w:p>
     <w:tbl>
@@ -961,6 +978,21 @@
           <w:sz w:val="24"/>
         </w:rPr>
         <w:t xml:space="preserve">对比三种主流方案：</w:t>
+      </w:r>
+    </w:p>
+    <w:p>
+      <w:pPr>
+        <w:spacing w:line="360" w:lineRule="auto" w:before="120" w:after="60"/>
+        <w:ind w:firstLine="0"/>
+        <w:jc w:val="center"/>
+      </w:pPr>
+      <w:r>
+        <w:rPr>
+          <w:rFonts w:ascii="Times New Roman" w:hAnsi="Times New Roman" w:eastAsia="宋体"/>
+          <w:b/>
+          <w:sz w:val="24"/>
+        </w:rPr>
+        <w:t>表 2-2 架构风格选型对比</w:t>
       </w:r>
     </w:p>
     <w:tbl>
@@ -1471,6 +1503,22 @@
     </w:p>
     <w:p>
       <w:pPr>
+        <w:keepNext/>
+        <w:spacing w:before="60" w:after="120"/>
+        <w:ind w:firstLine="0"/>
+        <w:jc w:val="center"/>
+      </w:pPr>
+      <w:r>
+        <w:rPr>
+          <w:rFonts w:ascii="Times New Roman" w:hAnsi="Times New Roman" w:eastAsia="宋体"/>
+          <w:b/>
+          <w:sz w:val="24"/>
+        </w:rPr>
+        <w:t>图 2-1 系统逻辑架构</w:t>
+      </w:r>
+    </w:p>
+    <w:p>
+      <w:pPr>
         <w:spacing w:line="360" w:lineRule="auto"/>
         <w:ind w:firstLine="480"/>
         <w:jc w:val="both"/>
@@ -1481,6 +1529,21 @@
           <w:sz w:val="24"/>
         </w:rPr>
         <w:t xml:space="preserve">系统分为四层：</w:t>
+      </w:r>
+    </w:p>
+    <w:p>
+      <w:pPr>
+        <w:spacing w:line="360" w:lineRule="auto" w:before="120" w:after="60"/>
+        <w:ind w:firstLine="0"/>
+        <w:jc w:val="center"/>
+      </w:pPr>
+      <w:r>
+        <w:rPr>
+          <w:rFonts w:ascii="Times New Roman" w:hAnsi="Times New Roman" w:eastAsia="宋体"/>
+          <w:b/>
+          <w:sz w:val="24"/>
+        </w:rPr>
+        <w:t>表 2-3 系统逻辑分层</w:t>
       </w:r>
     </w:p>
     <w:tbl>
@@ -2044,6 +2107,22 @@
     </w:p>
     <w:p>
       <w:pPr>
+        <w:keepNext/>
+        <w:spacing w:before="60" w:after="120"/>
+        <w:ind w:firstLine="0"/>
+        <w:jc w:val="center"/>
+      </w:pPr>
+      <w:r>
+        <w:rPr>
+          <w:rFonts w:ascii="Times New Roman" w:hAnsi="Times New Roman" w:eastAsia="宋体"/>
+          <w:b/>
+          <w:sz w:val="24"/>
+        </w:rPr>
+        <w:t>图 2-2 系统物理架构</w:t>
+      </w:r>
+    </w:p>
+    <w:p>
+      <w:pPr>
         <w:spacing w:line="360" w:lineRule="auto"/>
         <w:ind w:firstLine="480"/>
         <w:jc w:val="both"/>
@@ -2210,6 +2289,21 @@
           <w:sz w:val="24"/>
         </w:rPr>
         <w:t xml:space="preserve">2.1.4 服务拆分依据</w:t>
+      </w:r>
+    </w:p>
+    <w:p>
+      <w:pPr>
+        <w:spacing w:line="360" w:lineRule="auto" w:before="120" w:after="60"/>
+        <w:ind w:firstLine="0"/>
+        <w:jc w:val="center"/>
+      </w:pPr>
+      <w:r>
+        <w:rPr>
+          <w:rFonts w:ascii="Times New Roman" w:hAnsi="Times New Roman" w:eastAsia="宋体"/>
+          <w:b/>
+          <w:sz w:val="24"/>
+        </w:rPr>
+        <w:t>表 2-4 服务拆分与边界依据</w:t>
       </w:r>
     </w:p>
     <w:tbl>
@@ -2900,6 +2994,22 @@
     </w:p>
     <w:p>
       <w:pPr>
+        <w:keepNext/>
+        <w:spacing w:before="60" w:after="120"/>
+        <w:ind w:firstLine="0"/>
+        <w:jc w:val="center"/>
+      </w:pPr>
+      <w:r>
+        <w:rPr>
+          <w:rFonts w:ascii="Times New Roman" w:hAnsi="Times New Roman" w:eastAsia="宋体"/>
+          <w:b/>
+          <w:sz w:val="24"/>
+        </w:rPr>
+        <w:t>图 2-3 核心类模型</w:t>
+      </w:r>
+    </w:p>
+    <w:p>
+      <w:pPr>
         <w:spacing w:line="360" w:lineRule="auto"/>
         <w:ind w:firstLine="480"/>
         <w:jc w:val="both"/>
@@ -3010,6 +3120,23 @@
           <w:sz w:val="24"/>
         </w:rPr>
         <w:t xml:space="preserve">主要类的职责：</w:t>
+      </w:r>
+    </w:p>
+    <w:p>
+      <w:pPr>
+        <w:pStyle w:val="Heading4"/>
+        <w:keepNext/>
+        <w:spacing w:before="120" w:after="60" w:line="360" w:lineRule="auto"/>
+        <w:ind w:firstLine="0"/>
+        <w:jc w:val="center"/>
+      </w:pPr>
+      <w:r>
+        <w:rPr>
+          <w:rFonts w:ascii="Times New Roman" w:hAnsi="Times New Roman" w:eastAsia="宋体"/>
+          <w:b/>
+          <w:sz w:val="24"/>
+        </w:rPr>
+        <w:t>表 2-5 主要类的职责与约束</w:t>
       </w:r>
     </w:p>
     <w:tbl>
@@ -3783,6 +3910,23 @@
     </w:p>
     <w:p>
       <w:pPr>
+        <w:spacing w:before="60" w:after="120"/>
+        <w:ind w:firstLine="0"/>
+        <w:jc w:val="center"/>
+        <w:keepNext/>
+        <w:pageBreakBefore/>
+      </w:pPr>
+      <w:r>
+        <w:rPr>
+          <w:rFonts w:ascii="Times New Roman" w:hAnsi="Times New Roman" w:eastAsia="宋体"/>
+          <w:b/>
+          <w:sz w:val="24"/>
+        </w:rPr>
+        <w:t>图 2-4 订单状态机</w:t>
+      </w:r>
+    </w:p>
+    <w:p>
+      <w:pPr>
         <w:spacing w:line="360" w:lineRule="auto"/>
         <w:ind w:firstLine="480"/>
         <w:jc w:val="both"/>
@@ -3913,6 +4057,23 @@
     </w:p>
     <w:p>
       <w:pPr>
+        <w:spacing w:before="60" w:after="120"/>
+        <w:ind w:firstLine="0"/>
+        <w:jc w:val="center"/>
+        <w:keepNext/>
+        <w:pageBreakBefore/>
+      </w:pPr>
+      <w:r>
+        <w:rPr>
+          <w:rFonts w:ascii="Times New Roman" w:hAnsi="Times New Roman" w:eastAsia="宋体"/>
+          <w:b/>
+          <w:sz w:val="24"/>
+        </w:rPr>
+        <w:t>图 2-5 下单时序</w:t>
+      </w:r>
+    </w:p>
+    <w:p>
+      <w:pPr>
         <w:spacing w:line="360" w:lineRule="auto"/>
         <w:ind w:firstLine="480"/>
         <w:jc w:val="both"/>
@@ -4466,6 +4627,21 @@
           <w:sz w:val="24"/>
         </w:rPr>
         <w:t xml:space="preserve">2.2.3 一致性方案汇总</w:t>
+      </w:r>
+    </w:p>
+    <w:p>
+      <w:pPr>
+        <w:spacing w:line="360" w:lineRule="auto" w:before="120" w:after="60"/>
+        <w:ind w:firstLine="0"/>
+        <w:jc w:val="center"/>
+      </w:pPr>
+      <w:r>
+        <w:rPr>
+          <w:rFonts w:ascii="Times New Roman" w:hAnsi="Times New Roman" w:eastAsia="宋体"/>
+          <w:b/>
+          <w:sz w:val="24"/>
+        </w:rPr>
+        <w:t>表 2-6 一致性方案汇总</w:t>
       </w:r>
     </w:p>
     <w:tbl>
@@ -5304,6 +5480,23 @@
           <w:sz w:val="24"/>
         </w:rPr>
         <w:t xml:space="preserve">3.2 数据库表清单</w:t>
+      </w:r>
+    </w:p>
+    <w:p>
+      <w:pPr>
+        <w:pStyle w:val="Heading3"/>
+        <w:keepNext/>
+        <w:spacing w:before="120" w:after="60" w:line="360" w:lineRule="auto"/>
+        <w:ind w:firstLine="0"/>
+        <w:jc w:val="center"/>
+      </w:pPr>
+      <w:r>
+        <w:rPr>
+          <w:rFonts w:ascii="Times New Roman" w:hAnsi="Times New Roman" w:eastAsia="宋体"/>
+          <w:b/>
+          <w:sz w:val="24"/>
+        </w:rPr>
+        <w:t>表 2-7 数据库表清单</w:t>
       </w:r>
     </w:p>
     <w:tbl>
@@ -7288,6 +7481,21 @@
         <w:t xml:space="preserve">3.3.1 订单主表</w:t>
       </w:r>
     </w:p>
+    <w:p>
+      <w:pPr>
+        <w:spacing w:line="360" w:lineRule="auto" w:before="120" w:after="60"/>
+        <w:ind w:firstLine="0"/>
+        <w:jc w:val="center"/>
+      </w:pPr>
+      <w:r>
+        <w:rPr>
+          <w:rFonts w:ascii="Times New Roman" w:hAnsi="Times New Roman" w:eastAsia="宋体"/>
+          <w:b/>
+          <w:sz w:val="24"/>
+        </w:rPr>
+        <w:t>表 2-8 订单主表结构</w:t>
+      </w:r>
+    </w:p>
     <w:tbl>
       <w:tblPr>
         <w:tblW w:type="dxa" w:w="8855"/>
@@ -8975,6 +9183,21 @@
         <w:t xml:space="preserve">3.3.2 商品规格表</w:t>
       </w:r>
     </w:p>
+    <w:p>
+      <w:pPr>
+        <w:spacing w:line="360" w:lineRule="auto" w:before="120" w:after="60"/>
+        <w:ind w:firstLine="0"/>
+        <w:jc w:val="center"/>
+      </w:pPr>
+      <w:r>
+        <w:rPr>
+          <w:rFonts w:ascii="Times New Roman" w:hAnsi="Times New Roman" w:eastAsia="宋体"/>
+          <w:b/>
+          <w:sz w:val="24"/>
+        </w:rPr>
+        <w:t>表 2-9 商品规格表结构</w:t>
+      </w:r>
+    </w:p>
     <w:tbl>
       <w:tblPr>
         <w:tblW w:type="dxa" w:w="8855"/>
@@ -9936,6 +10159,21 @@
         <w:t xml:space="preserve">3.3.3 支付单表</w:t>
       </w:r>
     </w:p>
+    <w:p>
+      <w:pPr>
+        <w:spacing w:line="360" w:lineRule="auto" w:before="120" w:after="60"/>
+        <w:ind w:firstLine="0"/>
+        <w:jc w:val="center"/>
+      </w:pPr>
+      <w:r>
+        <w:rPr>
+          <w:rFonts w:ascii="Times New Roman" w:hAnsi="Times New Roman" w:eastAsia="宋体"/>
+          <w:b/>
+          <w:sz w:val="24"/>
+        </w:rPr>
+        <w:t>表 2-10 支付单表结构</w:t>
+      </w:r>
+    </w:p>
     <w:tbl>
       <w:tblPr>
         <w:tblW w:type="dxa" w:w="8855"/>
@@ -10941,6 +11179,21 @@
         <w:t xml:space="preserve">stock_reservation.status 取值：</w:t>
       </w:r>
     </w:p>
+    <w:p>
+      <w:pPr>
+        <w:spacing w:line="360" w:lineRule="auto" w:before="120" w:after="60"/>
+        <w:ind w:firstLine="0"/>
+        <w:jc w:val="center"/>
+      </w:pPr>
+      <w:r>
+        <w:rPr>
+          <w:rFonts w:ascii="Times New Roman" w:hAnsi="Times New Roman" w:eastAsia="宋体"/>
+          <w:b/>
+          <w:sz w:val="24"/>
+        </w:rPr>
+        <w:t>表 2-11 库存预占状态</w:t>
+      </w:r>
+    </w:p>
     <w:tbl>
       <w:tblPr>
         <w:tblW w:type="dxa" w:w="8855"/>
@@ -11487,6 +11740,23 @@
           <w:sz w:val="24"/>
         </w:rPr>
         <w:t xml:space="preserve">3.5 与需求模型的对应</w:t>
+      </w:r>
+    </w:p>
+    <w:p>
+      <w:pPr>
+        <w:pStyle w:val="Heading2"/>
+        <w:keepNext/>
+        <w:spacing w:before="120" w:after="60" w:line="360" w:lineRule="auto"/>
+        <w:ind w:firstLine="0"/>
+        <w:jc w:val="center"/>
+      </w:pPr>
+      <w:r>
+        <w:rPr>
+          <w:rFonts w:ascii="Times New Roman" w:hAnsi="Times New Roman" w:eastAsia="宋体"/>
+          <w:b/>
+          <w:sz w:val="24"/>
+        </w:rPr>
+        <w:t>表 2-12 需求模型到表的映射</w:t>
       </w:r>
     </w:p>
     <w:tbl>
